--- a/handouts/Deployment_Guide.docx
+++ b/handouts/Deployment_Guide.docx
@@ -1909,8 +1909,8 @@
       </w:tblPr>
       <w:tblGrid>
         <w:gridCol w:w="895"/>
-        <w:gridCol w:w="7286"/>
-        <w:gridCol w:w="1163"/>
+        <w:gridCol w:w="6210"/>
+        <w:gridCol w:w="2239"/>
       </w:tblGrid>
       <w:tr>
         <w:trPr>
@@ -2162,7 +2162,7 @@
                 <w:sz w:val="18"/>
                 <w:szCs w:val="18"/>
               </w:rPr>
-              <w:t>About 10 minutes</w:t>
+              <w:t>About 15 minutes for one or two machines</w:t>
             </w:r>
           </w:p>
         </w:tc>
@@ -2244,7 +2244,7 @@
                 <w:sz w:val="18"/>
                 <w:szCs w:val="18"/>
               </w:rPr>
-              <w:t>Builds the cluster, the storage pool and infrastructure volume, applies the network intents, deploys the Arc Resource Bridge and management stack (40 to 45 minutes on its own), creates the custom location and writes secrets to Key Vault</w:t>
+              <w:t>Builds the cluster, the storage pool and infrastructure volume, applies the network intents, deploys the Arc Resource Bridge and management stack (40 to 45 minutes on its own in our build), creates the custom location and writes secrets to Key Vault</w:t>
             </w:r>
           </w:p>
         </w:tc>
@@ -2282,7 +2282,7 @@
                 <w:sz w:val="18"/>
                 <w:szCs w:val="18"/>
               </w:rPr>
-              <w:t>2.5 to 3 hours</w:t>
+              <w:t>About 2.5 hours for two nodes (the template guide says 2.5 to 3 hours)</w:t>
             </w:r>
           </w:p>
         </w:tc>
@@ -2445,17 +2445,7 @@
           <w:szCs w:val="21"/>
           <w:lang w:val="en"/>
         </w:rPr>
-        <w:t xml:space="preserve"> </w:t>
-      </w:r>
-      <w:r>
-        <w:rPr>
-          <w:rFonts w:ascii="Segoe UI" w:eastAsia="Times New Roman" w:hAnsi="Segoe UI" w:cs="Segoe UI"/>
-          <w:color w:val="1B2430"/>
-          <w:sz w:val="21"/>
-          <w:szCs w:val="21"/>
-          <w:lang w:val="en"/>
-        </w:rPr>
-        <w:t xml:space="preserve">enter the zone name (the cluster's DNS namespace) and the DNS server details. With an existing DNS server, create host (A) records for each node and one for the system, using the first address of the management range. The internal DNS option is a </w:t>
+        <w:t xml:space="preserve"> enter the zone name (the cluster's DNS namespace) and the DNS server details. With an existing DNS server, create host (A) records for each node and one for the system, using the first address of the management range. The internal DNS option is a </w:t>
       </w:r>
       <w:r>
         <w:rPr>
@@ -2513,7 +2503,17 @@
           <w:szCs w:val="21"/>
           <w:lang w:val="en"/>
         </w:rPr>
-        <w:t xml:space="preserve"> select Local Identity with Azure Key Vault and an existing or new vault. One vault per cluster.</w:t>
+        <w:t xml:space="preserve"> </w:t>
+      </w:r>
+      <w:r>
+        <w:rPr>
+          <w:rFonts w:ascii="Segoe UI" w:eastAsia="Times New Roman" w:hAnsi="Segoe UI" w:cs="Segoe UI"/>
+          <w:color w:val="1B2430"/>
+          <w:sz w:val="21"/>
+          <w:szCs w:val="21"/>
+          <w:lang w:val="en"/>
+        </w:rPr>
+        <w:t>select Local Identity with Azure Key Vault and an existing or new vault. One vault per cluster.</w:t>
       </w:r>
     </w:p>
     <w:p>
@@ -2550,17 +2550,7 @@
           <w:szCs w:val="21"/>
           <w:lang w:val="en"/>
         </w:rPr>
-        <w:t xml:space="preserve"> </w:t>
-      </w:r>
-      <w:r>
-        <w:rPr>
-          <w:rFonts w:ascii="Segoe UI" w:eastAsia="Times New Roman" w:hAnsi="Segoe UI" w:cs="Segoe UI"/>
-          <w:color w:val="1B2430"/>
-          <w:sz w:val="21"/>
-          <w:szCs w:val="21"/>
-          <w:lang w:val="en"/>
-        </w:rPr>
-        <w:t>the recommended security level enforces the platform security settings and drift control.</w:t>
+        <w:t xml:space="preserve"> the recommended security level enforces the platform security settings and drift control.</w:t>
       </w:r>
     </w:p>
     <w:p>
@@ -2725,7 +2715,17 @@
           <w:szCs w:val="21"/>
           <w:lang w:val="en"/>
         </w:rPr>
-        <w:t xml:space="preserve"> and the infrastructure network block.</w:t>
+        <w:t xml:space="preserve"> </w:t>
+      </w:r>
+      <w:r>
+        <w:rPr>
+          <w:rFonts w:ascii="Segoe UI" w:hAnsi="Segoe UI" w:cs="Segoe UI"/>
+          <w:color w:val="1B2430"/>
+          <w:sz w:val="21"/>
+          <w:szCs w:val="21"/>
+          <w:lang w:val="en"/>
+        </w:rPr>
+        <w:t>and the infrastructure network block.</w:t>
       </w:r>
     </w:p>
     <w:p>
@@ -2873,17 +2873,7 @@
           <w:szCs w:val="21"/>
           <w:lang w:val="en"/>
         </w:rPr>
-        <w:t xml:space="preserve"> </w:t>
-      </w:r>
-      <w:r>
-        <w:rPr>
-          <w:rFonts w:ascii="Segoe UI" w:hAnsi="Segoe UI" w:cs="Segoe UI"/>
-          <w:color w:val="1B2430"/>
-          <w:sz w:val="21"/>
-          <w:szCs w:val="21"/>
-          <w:lang w:val="en"/>
-        </w:rPr>
-        <w:t>for every intent on every node. Also confirm the virtual switches, RDMA and data center bridging settings on the storage adapters, jumbo frames, and the storage VLANs.</w:t>
+        <w:t xml:space="preserve"> for every intent on every node. Also confirm the virtual switches, RDMA and data center bridging settings on the storage adapters, jumbo frames, and the storage VLANs.</w:t>
       </w:r>
     </w:p>
     <w:p>
@@ -3939,9 +3929,9 @@
 <file path=word/numbering.xml><?xml version="1.0" encoding="utf-8"?>
 <w:numbering xmlns:wpc="http://schemas.microsoft.com/office/word/2010/wordprocessingCanvas" xmlns:cx="http://schemas.microsoft.com/office/drawing/2014/chartex" xmlns:cx1="http://schemas.microsoft.com/office/drawing/2015/9/8/chartex" xmlns:cx2="http://schemas.microsoft.com/office/drawing/2015/10/21/chartex" xmlns:cx3="http://schemas.microsoft.com/office/drawing/2016/5/9/chartex" xmlns:cx4="http://schemas.microsoft.com/office/drawing/2016/5/10/chartex" xmlns:cx5="http://schemas.microsoft.com/office/drawing/2016/5/11/chartex" xmlns:cx6="http://schemas.microsoft.com/office/drawing/2016/5/12/chartex" xmlns:cx7="http://schemas.microsoft.com/office/drawing/2016/5/13/chartex" xmlns:cx8="http://schemas.microsoft.com/office/drawing/2016/5/14/chartex" xmlns:mc="http://schemas.openxmlformats.org/markup-compatibility/2006" xmlns:aink="http://schemas.microsoft.com/office/drawing/2016/ink" xmlns:am3d="http://schemas.microsoft.com/office/drawing/2017/model3d" xmlns:o="urn:schemas-microsoft-com:office:office" xmlns:oel="http://schemas.microsoft.com/office/2019/extlst" xmlns:r="http://schemas.openxmlformats.org/officeDocument/2006/relationships" xmlns:m="http://schemas.openxmlformats.org/officeDocument/2006/math" xmlns:v="urn:schemas-microsoft-com:vml" xmlns:wp14="http://schemas.microsoft.com/office/word/2010/wordprocessingDrawing" xmlns:wp="http://schemas.openxmlformats.org/drawingml/2006/wordprocessingDrawing" xmlns:w10="urn:schemas-microsoft-com:office:word" xmlns:w="http://schemas.openxmlformats.org/wordprocessingml/2006/main" xmlns:w14="http://schemas.microsoft.com/office/word/2010/wordml" xmlns:w15="http://schemas.microsoft.com/office/word/2012/wordml" xmlns:w16cex="http://schemas.microsoft.com/office/word/2018/wordml/cex" xmlns:w16cid="http://schemas.microsoft.com/office/word/2016/wordml/cid" xmlns:w16="http://schemas.microsoft.com/office/word/2018/wordml" xmlns:w16du="http://schemas.microsoft.com/office/word/2023/wordml/word16du" xmlns:w16sdtdh="http://schemas.microsoft.com/office/word/2020/wordml/sdtdatahash" xmlns:w16sdtfl="http://schemas.microsoft.com/office/word/2024/wordml/sdtformatlock" xmlns:w16se="http://schemas.microsoft.com/office/word/2015/wordml/symex" xmlns:wpg="http://schemas.microsoft.com/office/word/2010/wordprocessingGroup" xmlns:wpi="http://schemas.microsoft.com/office/word/2010/wordprocessingInk" xmlns:wne="http://schemas.microsoft.com/office/word/2006/wordml" xmlns:wps="http://schemas.microsoft.com/office/word/2010/wordprocessingShape" mc:Ignorable="w14 w15 w16se w16cid w16 w16cex w16sdtdh w16sdtfl w16du wp14">
   <w:abstractNum w:abstractNumId="0" w15:restartNumberingAfterBreak="0">
-    <w:nsid w:val="11C1585D"/>
+    <w:nsid w:val="03837940"/>
     <w:multiLevelType w:val="multilevel"/>
-    <w:tmpl w:val="3CF614D2"/>
+    <w:tmpl w:val="C6FEB2B2"/>
     <w:lvl w:ilvl="0">
       <w:start w:val="1"/>
       <w:numFmt w:val="bullet"/>
@@ -4088,9 +4078,9 @@
     </w:lvl>
   </w:abstractNum>
   <w:abstractNum w:abstractNumId="1" w15:restartNumberingAfterBreak="0">
-    <w:nsid w:val="361A40E6"/>
+    <w:nsid w:val="2F4C31C6"/>
     <w:multiLevelType w:val="multilevel"/>
-    <w:tmpl w:val="E88E4C7C"/>
+    <w:tmpl w:val="638A0A6C"/>
     <w:lvl w:ilvl="0">
       <w:start w:val="1"/>
       <w:numFmt w:val="bullet"/>
@@ -4237,9 +4227,9 @@
     </w:lvl>
   </w:abstractNum>
   <w:abstractNum w:abstractNumId="2" w15:restartNumberingAfterBreak="0">
-    <w:nsid w:val="3DD84343"/>
+    <w:nsid w:val="4BAA71F5"/>
     <w:multiLevelType w:val="multilevel"/>
-    <w:tmpl w:val="4FCE26DE"/>
+    <w:tmpl w:val="26E473E2"/>
     <w:lvl w:ilvl="0">
       <w:start w:val="1"/>
       <w:numFmt w:val="bullet"/>
@@ -4386,122 +4376,9 @@
     </w:lvl>
   </w:abstractNum>
   <w:abstractNum w:abstractNumId="3" w15:restartNumberingAfterBreak="0">
-    <w:nsid w:val="4A9D3340"/>
+    <w:nsid w:val="56A66ED7"/>
     <w:multiLevelType w:val="multilevel"/>
-    <w:tmpl w:val="D6AAB64E"/>
-    <w:lvl w:ilvl="0">
-      <w:start w:val="1"/>
-      <w:numFmt w:val="decimal"/>
-      <w:lvlText w:val="%1."/>
-      <w:lvlJc w:val="left"/>
-      <w:pPr>
-        <w:tabs>
-          <w:tab w:val="num" w:pos="720"/>
-        </w:tabs>
-        <w:ind w:left="720" w:hanging="360"/>
-      </w:pPr>
-    </w:lvl>
-    <w:lvl w:ilvl="1" w:tentative="1">
-      <w:start w:val="1"/>
-      <w:numFmt w:val="decimal"/>
-      <w:lvlText w:val="%2."/>
-      <w:lvlJc w:val="left"/>
-      <w:pPr>
-        <w:tabs>
-          <w:tab w:val="num" w:pos="1440"/>
-        </w:tabs>
-        <w:ind w:left="1440" w:hanging="360"/>
-      </w:pPr>
-    </w:lvl>
-    <w:lvl w:ilvl="2" w:tentative="1">
-      <w:start w:val="1"/>
-      <w:numFmt w:val="decimal"/>
-      <w:lvlText w:val="%3."/>
-      <w:lvlJc w:val="left"/>
-      <w:pPr>
-        <w:tabs>
-          <w:tab w:val="num" w:pos="2160"/>
-        </w:tabs>
-        <w:ind w:left="2160" w:hanging="360"/>
-      </w:pPr>
-    </w:lvl>
-    <w:lvl w:ilvl="3" w:tentative="1">
-      <w:start w:val="1"/>
-      <w:numFmt w:val="decimal"/>
-      <w:lvlText w:val="%4."/>
-      <w:lvlJc w:val="left"/>
-      <w:pPr>
-        <w:tabs>
-          <w:tab w:val="num" w:pos="2880"/>
-        </w:tabs>
-        <w:ind w:left="2880" w:hanging="360"/>
-      </w:pPr>
-    </w:lvl>
-    <w:lvl w:ilvl="4" w:tentative="1">
-      <w:start w:val="1"/>
-      <w:numFmt w:val="decimal"/>
-      <w:lvlText w:val="%5."/>
-      <w:lvlJc w:val="left"/>
-      <w:pPr>
-        <w:tabs>
-          <w:tab w:val="num" w:pos="3600"/>
-        </w:tabs>
-        <w:ind w:left="3600" w:hanging="360"/>
-      </w:pPr>
-    </w:lvl>
-    <w:lvl w:ilvl="5" w:tentative="1">
-      <w:start w:val="1"/>
-      <w:numFmt w:val="decimal"/>
-      <w:lvlText w:val="%6."/>
-      <w:lvlJc w:val="left"/>
-      <w:pPr>
-        <w:tabs>
-          <w:tab w:val="num" w:pos="4320"/>
-        </w:tabs>
-        <w:ind w:left="4320" w:hanging="360"/>
-      </w:pPr>
-    </w:lvl>
-    <w:lvl w:ilvl="6" w:tentative="1">
-      <w:start w:val="1"/>
-      <w:numFmt w:val="decimal"/>
-      <w:lvlText w:val="%7."/>
-      <w:lvlJc w:val="left"/>
-      <w:pPr>
-        <w:tabs>
-          <w:tab w:val="num" w:pos="5040"/>
-        </w:tabs>
-        <w:ind w:left="5040" w:hanging="360"/>
-      </w:pPr>
-    </w:lvl>
-    <w:lvl w:ilvl="7" w:tentative="1">
-      <w:start w:val="1"/>
-      <w:numFmt w:val="decimal"/>
-      <w:lvlText w:val="%8."/>
-      <w:lvlJc w:val="left"/>
-      <w:pPr>
-        <w:tabs>
-          <w:tab w:val="num" w:pos="5760"/>
-        </w:tabs>
-        <w:ind w:left="5760" w:hanging="360"/>
-      </w:pPr>
-    </w:lvl>
-    <w:lvl w:ilvl="8" w:tentative="1">
-      <w:start w:val="1"/>
-      <w:numFmt w:val="decimal"/>
-      <w:lvlText w:val="%9."/>
-      <w:lvlJc w:val="left"/>
-      <w:pPr>
-        <w:tabs>
-          <w:tab w:val="num" w:pos="6480"/>
-        </w:tabs>
-        <w:ind w:left="6480" w:hanging="360"/>
-      </w:pPr>
-    </w:lvl>
-  </w:abstractNum>
-  <w:abstractNum w:abstractNumId="4" w15:restartNumberingAfterBreak="0">
-    <w:nsid w:val="67126203"/>
-    <w:multiLevelType w:val="multilevel"/>
-    <w:tmpl w:val="A9A4905C"/>
+    <w:tmpl w:val="172E9FB2"/>
     <w:lvl w:ilvl="0">
       <w:start w:val="1"/>
       <w:numFmt w:val="bullet"/>
@@ -4647,20 +4524,133 @@
       </w:rPr>
     </w:lvl>
   </w:abstractNum>
-  <w:num w:numId="1" w16cid:durableId="396704599">
+  <w:abstractNum w:abstractNumId="4" w15:restartNumberingAfterBreak="0">
+    <w:nsid w:val="68901EC3"/>
+    <w:multiLevelType w:val="multilevel"/>
+    <w:tmpl w:val="9EF82648"/>
+    <w:lvl w:ilvl="0">
+      <w:start w:val="1"/>
+      <w:numFmt w:val="decimal"/>
+      <w:lvlText w:val="%1."/>
+      <w:lvlJc w:val="left"/>
+      <w:pPr>
+        <w:tabs>
+          <w:tab w:val="num" w:pos="720"/>
+        </w:tabs>
+        <w:ind w:left="720" w:hanging="360"/>
+      </w:pPr>
+    </w:lvl>
+    <w:lvl w:ilvl="1" w:tentative="1">
+      <w:start w:val="1"/>
+      <w:numFmt w:val="decimal"/>
+      <w:lvlText w:val="%2."/>
+      <w:lvlJc w:val="left"/>
+      <w:pPr>
+        <w:tabs>
+          <w:tab w:val="num" w:pos="1440"/>
+        </w:tabs>
+        <w:ind w:left="1440" w:hanging="360"/>
+      </w:pPr>
+    </w:lvl>
+    <w:lvl w:ilvl="2" w:tentative="1">
+      <w:start w:val="1"/>
+      <w:numFmt w:val="decimal"/>
+      <w:lvlText w:val="%3."/>
+      <w:lvlJc w:val="left"/>
+      <w:pPr>
+        <w:tabs>
+          <w:tab w:val="num" w:pos="2160"/>
+        </w:tabs>
+        <w:ind w:left="2160" w:hanging="360"/>
+      </w:pPr>
+    </w:lvl>
+    <w:lvl w:ilvl="3" w:tentative="1">
+      <w:start w:val="1"/>
+      <w:numFmt w:val="decimal"/>
+      <w:lvlText w:val="%4."/>
+      <w:lvlJc w:val="left"/>
+      <w:pPr>
+        <w:tabs>
+          <w:tab w:val="num" w:pos="2880"/>
+        </w:tabs>
+        <w:ind w:left="2880" w:hanging="360"/>
+      </w:pPr>
+    </w:lvl>
+    <w:lvl w:ilvl="4" w:tentative="1">
+      <w:start w:val="1"/>
+      <w:numFmt w:val="decimal"/>
+      <w:lvlText w:val="%5."/>
+      <w:lvlJc w:val="left"/>
+      <w:pPr>
+        <w:tabs>
+          <w:tab w:val="num" w:pos="3600"/>
+        </w:tabs>
+        <w:ind w:left="3600" w:hanging="360"/>
+      </w:pPr>
+    </w:lvl>
+    <w:lvl w:ilvl="5" w:tentative="1">
+      <w:start w:val="1"/>
+      <w:numFmt w:val="decimal"/>
+      <w:lvlText w:val="%6."/>
+      <w:lvlJc w:val="left"/>
+      <w:pPr>
+        <w:tabs>
+          <w:tab w:val="num" w:pos="4320"/>
+        </w:tabs>
+        <w:ind w:left="4320" w:hanging="360"/>
+      </w:pPr>
+    </w:lvl>
+    <w:lvl w:ilvl="6" w:tentative="1">
+      <w:start w:val="1"/>
+      <w:numFmt w:val="decimal"/>
+      <w:lvlText w:val="%7."/>
+      <w:lvlJc w:val="left"/>
+      <w:pPr>
+        <w:tabs>
+          <w:tab w:val="num" w:pos="5040"/>
+        </w:tabs>
+        <w:ind w:left="5040" w:hanging="360"/>
+      </w:pPr>
+    </w:lvl>
+    <w:lvl w:ilvl="7" w:tentative="1">
+      <w:start w:val="1"/>
+      <w:numFmt w:val="decimal"/>
+      <w:lvlText w:val="%8."/>
+      <w:lvlJc w:val="left"/>
+      <w:pPr>
+        <w:tabs>
+          <w:tab w:val="num" w:pos="5760"/>
+        </w:tabs>
+        <w:ind w:left="5760" w:hanging="360"/>
+      </w:pPr>
+    </w:lvl>
+    <w:lvl w:ilvl="8" w:tentative="1">
+      <w:start w:val="1"/>
+      <w:numFmt w:val="decimal"/>
+      <w:lvlText w:val="%9."/>
+      <w:lvlJc w:val="left"/>
+      <w:pPr>
+        <w:tabs>
+          <w:tab w:val="num" w:pos="6480"/>
+        </w:tabs>
+        <w:ind w:left="6480" w:hanging="360"/>
+      </w:pPr>
+    </w:lvl>
+  </w:abstractNum>
+  <w:num w:numId="1" w16cid:durableId="343095000">
+    <w:abstractNumId w:val="2"/>
+  </w:num>
+  <w:num w:numId="2" w16cid:durableId="1781609346">
     <w:abstractNumId w:val="0"/>
   </w:num>
-  <w:num w:numId="2" w16cid:durableId="1268006865">
+  <w:num w:numId="3" w16cid:durableId="374349868">
     <w:abstractNumId w:val="1"/>
   </w:num>
-  <w:num w:numId="3" w16cid:durableId="1137530106">
+  <w:num w:numId="4" w16cid:durableId="80958581">
     <w:abstractNumId w:val="4"/>
   </w:num>
-  <w:num w:numId="4" w16cid:durableId="880289942">
+  <w:num w:numId="5" w16cid:durableId="236212839">
     <w:abstractNumId w:val="3"/>
-  </w:num>
-  <w:num w:numId="5" w16cid:durableId="1006396636">
-    <w:abstractNumId w:val="2"/>
   </w:num>
 </w:numbering>
 </file>

--- a/handouts/Deployment_Guide.docx
+++ b/handouts/Deployment_Guide.docx
@@ -1561,7 +1561,6 @@
           <w:rFonts w:ascii="Segoe UI" w:eastAsia="Times New Roman" w:hAnsi="Segoe UI" w:cs="Segoe UI"/>
           <w:lang w:val="en"/>
         </w:rPr>
-        <w:lastRenderedPageBreak/>
         <w:t>WinPE evidence and intended OS-disk handoff</w:t>
       </w:r>
     </w:p>
@@ -1833,7 +1832,7 @@
           <w:szCs w:val="21"/>
           <w:lang w:val="en"/>
         </w:rPr>
-        <w:t>, supported only on listed hardware, and its limitations (for example regarding the Arc gateway) must be checked against your version. The session's exact hardware/release/connectivity support review and execution evidence remain pending; do not treat an unsupported lab path as a deployment recommendation or claim a successful deployment without evidence.</w:t>
+        <w:t>, supported only on listed hardware, and its limitations (for example regarding the Arc gateway) must be checked against your version. The session's exact hardware/release/connectivity support review and execution evidence remain pending; do not treat an unsupported path as a deployment recommendation or claim a successful deployment without evidence.</w:t>
       </w:r>
     </w:p>
     <w:p>
@@ -3929,9 +3928,9 @@
 <file path=word/numbering.xml><?xml version="1.0" encoding="utf-8"?>
 <w:numbering xmlns:wpc="http://schemas.microsoft.com/office/word/2010/wordprocessingCanvas" xmlns:cx="http://schemas.microsoft.com/office/drawing/2014/chartex" xmlns:cx1="http://schemas.microsoft.com/office/drawing/2015/9/8/chartex" xmlns:cx2="http://schemas.microsoft.com/office/drawing/2015/10/21/chartex" xmlns:cx3="http://schemas.microsoft.com/office/drawing/2016/5/9/chartex" xmlns:cx4="http://schemas.microsoft.com/office/drawing/2016/5/10/chartex" xmlns:cx5="http://schemas.microsoft.com/office/drawing/2016/5/11/chartex" xmlns:cx6="http://schemas.microsoft.com/office/drawing/2016/5/12/chartex" xmlns:cx7="http://schemas.microsoft.com/office/drawing/2016/5/13/chartex" xmlns:cx8="http://schemas.microsoft.com/office/drawing/2016/5/14/chartex" xmlns:mc="http://schemas.openxmlformats.org/markup-compatibility/2006" xmlns:aink="http://schemas.microsoft.com/office/drawing/2016/ink" xmlns:am3d="http://schemas.microsoft.com/office/drawing/2017/model3d" xmlns:o="urn:schemas-microsoft-com:office:office" xmlns:oel="http://schemas.microsoft.com/office/2019/extlst" xmlns:r="http://schemas.openxmlformats.org/officeDocument/2006/relationships" xmlns:m="http://schemas.openxmlformats.org/officeDocument/2006/math" xmlns:v="urn:schemas-microsoft-com:vml" xmlns:wp14="http://schemas.microsoft.com/office/word/2010/wordprocessingDrawing" xmlns:wp="http://schemas.openxmlformats.org/drawingml/2006/wordprocessingDrawing" xmlns:w10="urn:schemas-microsoft-com:office:word" xmlns:w="http://schemas.openxmlformats.org/wordprocessingml/2006/main" xmlns:w14="http://schemas.microsoft.com/office/word/2010/wordml" xmlns:w15="http://schemas.microsoft.com/office/word/2012/wordml" xmlns:w16cex="http://schemas.microsoft.com/office/word/2018/wordml/cex" xmlns:w16cid="http://schemas.microsoft.com/office/word/2016/wordml/cid" xmlns:w16="http://schemas.microsoft.com/office/word/2018/wordml" xmlns:w16du="http://schemas.microsoft.com/office/word/2023/wordml/word16du" xmlns:w16sdtdh="http://schemas.microsoft.com/office/word/2020/wordml/sdtdatahash" xmlns:w16sdtfl="http://schemas.microsoft.com/office/word/2024/wordml/sdtformatlock" xmlns:w16se="http://schemas.microsoft.com/office/word/2015/wordml/symex" xmlns:wpg="http://schemas.microsoft.com/office/word/2010/wordprocessingGroup" xmlns:wpi="http://schemas.microsoft.com/office/word/2010/wordprocessingInk" xmlns:wne="http://schemas.microsoft.com/office/word/2006/wordml" xmlns:wps="http://schemas.microsoft.com/office/word/2010/wordprocessingShape" mc:Ignorable="w14 w15 w16se w16cid w16 w16cex w16sdtdh w16sdtfl w16du wp14">
   <w:abstractNum w:abstractNumId="0" w15:restartNumberingAfterBreak="0">
-    <w:nsid w:val="03837940"/>
+    <w:nsid w:val="15F33664"/>
     <w:multiLevelType w:val="multilevel"/>
-    <w:tmpl w:val="C6FEB2B2"/>
+    <w:tmpl w:val="A84E3FCC"/>
     <w:lvl w:ilvl="0">
       <w:start w:val="1"/>
       <w:numFmt w:val="bullet"/>
@@ -4078,9 +4077,9 @@
     </w:lvl>
   </w:abstractNum>
   <w:abstractNum w:abstractNumId="1" w15:restartNumberingAfterBreak="0">
-    <w:nsid w:val="2F4C31C6"/>
+    <w:nsid w:val="48F65C2C"/>
     <w:multiLevelType w:val="multilevel"/>
-    <w:tmpl w:val="638A0A6C"/>
+    <w:tmpl w:val="AAB69D9C"/>
     <w:lvl w:ilvl="0">
       <w:start w:val="1"/>
       <w:numFmt w:val="bullet"/>
@@ -4227,9 +4226,9 @@
     </w:lvl>
   </w:abstractNum>
   <w:abstractNum w:abstractNumId="2" w15:restartNumberingAfterBreak="0">
-    <w:nsid w:val="4BAA71F5"/>
+    <w:nsid w:val="68C358B6"/>
     <w:multiLevelType w:val="multilevel"/>
-    <w:tmpl w:val="26E473E2"/>
+    <w:tmpl w:val="F60A7ABC"/>
     <w:lvl w:ilvl="0">
       <w:start w:val="1"/>
       <w:numFmt w:val="bullet"/>
@@ -4376,9 +4375,9 @@
     </w:lvl>
   </w:abstractNum>
   <w:abstractNum w:abstractNumId="3" w15:restartNumberingAfterBreak="0">
-    <w:nsid w:val="56A66ED7"/>
+    <w:nsid w:val="77B122C0"/>
     <w:multiLevelType w:val="multilevel"/>
-    <w:tmpl w:val="172E9FB2"/>
+    <w:tmpl w:val="C4465288"/>
     <w:lvl w:ilvl="0">
       <w:start w:val="1"/>
       <w:numFmt w:val="bullet"/>
@@ -4525,9 +4524,9 @@
     </w:lvl>
   </w:abstractNum>
   <w:abstractNum w:abstractNumId="4" w15:restartNumberingAfterBreak="0">
-    <w:nsid w:val="68901EC3"/>
+    <w:nsid w:val="7DB61239"/>
     <w:multiLevelType w:val="multilevel"/>
-    <w:tmpl w:val="9EF82648"/>
+    <w:tmpl w:val="789688FE"/>
     <w:lvl w:ilvl="0">
       <w:start w:val="1"/>
       <w:numFmt w:val="decimal"/>
@@ -4637,20 +4636,20 @@
       </w:pPr>
     </w:lvl>
   </w:abstractNum>
-  <w:num w:numId="1" w16cid:durableId="343095000">
+  <w:num w:numId="1" w16cid:durableId="1448500550">
+    <w:abstractNumId w:val="3"/>
+  </w:num>
+  <w:num w:numId="2" w16cid:durableId="295987435">
     <w:abstractNumId w:val="2"/>
   </w:num>
-  <w:num w:numId="2" w16cid:durableId="1781609346">
-    <w:abstractNumId w:val="0"/>
-  </w:num>
-  <w:num w:numId="3" w16cid:durableId="374349868">
+  <w:num w:numId="3" w16cid:durableId="174854344">
     <w:abstractNumId w:val="1"/>
   </w:num>
-  <w:num w:numId="4" w16cid:durableId="80958581">
+  <w:num w:numId="4" w16cid:durableId="245306058">
     <w:abstractNumId w:val="4"/>
   </w:num>
-  <w:num w:numId="5" w16cid:durableId="236212839">
-    <w:abstractNumId w:val="3"/>
+  <w:num w:numId="5" w16cid:durableId="1849051614">
+    <w:abstractNumId w:val="0"/>
   </w:num>
 </w:numbering>
 </file>
